--- a/drafts/Exos_Starfighters_Proposal_DRAFT_2026-10-06.docx
+++ b/drafts/Exos_Starfighters_Proposal_DRAFT_2026-10-06.docx
@@ -171,7 +171,7 @@
           <w:color w:val="1A1A1A"/>
           <w:sz w:val="20"/>
         </w:rPr>
-        <w:t>Exos Aerospace Systems &amp; Technologies, Inc. is a Texas-based aerospace company and one of only three FAA-licensed reusable rocket launch providers in the United States. Our Block 3 vehicle (BLK3) is FAA-licensed for reusable suborbital flight (license issued March 2026) and is preparing for its first commercial flight in early 2027. We have flown sub-orbital test missions since 2018 through our SARGE vehicle (Armadillo Aerospace / Exos lineage), and our Integrated Pressurized Structures (IPS) composite technology has TRL-9 flight heritage through our relationship with Scorpius Space Launch Company (Scorpius IPS tanks flew on Intuitive Machines Odysseus IM-1 and Athena IM-2 lunar missions).</w:t>
+        <w:t>Exos Aerospace Systems &amp; Technologies, Inc. is a Texas-based reusable launch company. Exos has flown commercial payloads since 2018 on its SARGE vehicle. Block 3 (BLK3), the enhanced successor to SARGE, is FAA-licensed for reusable suborbital flight (license issued March 2026), with the first commercial flight of BLK3, our latest FAA-licensed vehicle, planned for early 2027.</w:t>
       </w:r>
     </w:p>
     <w:p>

--- a/drafts/Exos_Starfighters_Proposal_DRAFT_2026-10-06.docx
+++ b/drafts/Exos_Starfighters_Proposal_DRAFT_2026-10-06.docx
@@ -171,7 +171,7 @@
           <w:color w:val="1A1A1A"/>
           <w:sz w:val="20"/>
         </w:rPr>
-        <w:t>Exos Aerospace Systems &amp; Technologies, Inc. is a Texas-based reusable launch company. Exos has flown commercial payloads since 2018 on its SARGE vehicle. Block 3 (BLK3), the enhanced successor to SARGE, is FAA-licensed for reusable suborbital flight (license issued March 2026), with the first commercial flight of BLK3, our latest FAA-licensed vehicle, planned for early 2027.</w:t>
+        <w:t>Exos Aerospace Systems &amp; Technologies, Inc. is a Texas-based reusable launch company and one of three FAA-licensed providers of vertical-takeoff reusable rockets with demonstrated recovery and reflight [SOURCE CHECK BEFORE RELEASE: cite Exos FAA license number]. Exos has flown commercial payloads since 2018 on its SARGE vehicle. Block 3 (BLK3), the enhanced successor to SARGE, is FAA-licensed for reusable suborbital flight (license issued March 2026), with the first commercial flight of BLK3, our latest FAA-licensed vehicle, planned for early 2027.</w:t>
       </w:r>
     </w:p>
     <w:p>

--- a/drafts/Exos_Starfighters_Proposal_DRAFT_2026-10-06.docx
+++ b/drafts/Exos_Starfighters_Proposal_DRAFT_2026-10-06.docx
@@ -171,7 +171,7 @@
           <w:color w:val="1A1A1A"/>
           <w:sz w:val="20"/>
         </w:rPr>
-        <w:t>Exos Aerospace Systems &amp; Technologies, Inc. is a Texas-based reusable launch company and one of three FAA-licensed providers of vertical-takeoff reusable rockets with demonstrated recovery and reflight [SOURCE CHECK BEFORE RELEASE: cite Exos FAA license number]. Exos has flown commercial payloads since 2018 on its SARGE vehicle. Block 3 (BLK3), the enhanced successor to SARGE, is FAA-licensed for reusable suborbital flight (license issued March 2026), with the first commercial flight of BLK3, our latest FAA-licensed vehicle, planned for early 2027.</w:t>
+        <w:t>Exos Aerospace Systems &amp; Technologies, Inc. is a Texas-based reusable launch company and one of three FAA-licensed providers of vertical-takeoff reusable rockets with demonstrated recovery and reflight (FAA reusable launch vehicle operator license LRLO 18-109, renewed March 2026; faa.gov/data_research/commercial_space_data). Exos has flown commercial payloads since 2018 on its SARGE vehicle. Block 3 (BLK3), the enhanced successor to SARGE, is FAA-licensed for reusable suborbital flight (license issued March 2026), with the first commercial flight of BLK3, our latest FAA-licensed vehicle, planned for early 2027.</w:t>
       </w:r>
     </w:p>
     <w:p>
